--- a/contract/template/Ballroom_fullday_package_lunch.docx
+++ b/contract/template/Ballroom_fullday_package_lunch.docx
@@ -1,6 +1,6 @@
 
 <file path=word/document.xml><?xml version="1.0" encoding="utf-8"?>
-<w:document xmlns:wpc="http://schemas.microsoft.com/office/word/2010/wordprocessingCanvas" xmlns:cx="http://schemas.microsoft.com/office/drawing/2014/chartex" xmlns:cx1="http://schemas.microsoft.com/office/drawing/2015/9/8/chartex" xmlns:cx2="http://schemas.microsoft.com/office/drawing/2015/10/21/chartex" xmlns:cx3="http://schemas.microsoft.com/office/drawing/2016/5/9/chartex" xmlns:cx4="http://schemas.microsoft.com/office/drawing/2016/5/10/chartex" xmlns:cx5="http://schemas.microsoft.com/office/drawing/2016/5/11/chartex" xmlns:cx6="http://schemas.microsoft.com/office/drawing/2016/5/12/chartex" xmlns:cx7="http://schemas.microsoft.com/office/drawing/2016/5/13/chartex" xmlns:cx8="http://schemas.microsoft.com/office/drawing/2016/5/14/chartex" xmlns:mc="http://schemas.openxmlformats.org/markup-compatibility/2006" xmlns:aink="http://schemas.microsoft.com/office/drawing/2016/ink" xmlns:am3d="http://schemas.microsoft.com/office/drawing/2017/model3d" xmlns:o="urn:schemas-microsoft-com:office:office" xmlns:oel="http://schemas.microsoft.com/office/2019/extlst" xmlns:r="http://schemas.openxmlformats.org/officeDocument/2006/relationships" xmlns:m="http://schemas.openxmlformats.org/officeDocument/2006/math" xmlns:v="urn:schemas-microsoft-com:vml" xmlns:wp14="http://schemas.microsoft.com/office/word/2010/wordprocessingDrawing" xmlns:wp="http://schemas.openxmlformats.org/drawingml/2006/wordprocessingDrawing" xmlns:w10="urn:schemas-microsoft-com:office:word" xmlns:w="http://schemas.openxmlformats.org/wordprocessingml/2006/main" xmlns:w14="http://schemas.microsoft.com/office/word/2010/wordml" xmlns:w15="http://schemas.microsoft.com/office/word/2012/wordml" xmlns:w16cex="http://schemas.microsoft.com/office/word/2018/wordml/cex" xmlns:w16cid="http://schemas.microsoft.com/office/word/2016/wordml/cid" xmlns:w16="http://schemas.microsoft.com/office/word/2018/wordml" xmlns:w16du="http://schemas.microsoft.com/office/word/2023/wordml/word16du" xmlns:w16sdtdh="http://schemas.microsoft.com/office/word/2020/wordml/sdtdatahash" xmlns:w16sdtfl="http://schemas.microsoft.com/office/word/2024/wordml/sdtformatlock" xmlns:w16se="http://schemas.microsoft.com/office/word/2015/wordml/symex" xmlns:wpg="http://schemas.microsoft.com/office/word/2010/wordprocessingGroup" xmlns:wpi="http://schemas.microsoft.com/office/word/2010/wordprocessingInk" xmlns:wne="http://schemas.microsoft.com/office/word/2006/wordml" xmlns:wps="http://schemas.microsoft.com/office/word/2010/wordprocessingShape" mc:Ignorable="w14 w15 w16se w16cid w16 w16cex w16sdtdh w16sdtfl w16du wp14">
+<w:document xmlns:wpc="http://schemas.microsoft.com/office/word/2010/wordprocessingCanvas" xmlns:cx="http://schemas.microsoft.com/office/drawing/2014/chartex" xmlns:cx1="http://schemas.microsoft.com/office/drawing/2015/9/8/chartex" xmlns:cx2="http://schemas.microsoft.com/office/drawing/2015/10/21/chartex" xmlns:cx3="http://schemas.microsoft.com/office/drawing/2016/5/9/chartex" xmlns:cx4="http://schemas.microsoft.com/office/drawing/2016/5/10/chartex" xmlns:cx5="http://schemas.microsoft.com/office/drawing/2016/5/11/chartex" xmlns:cx6="http://schemas.microsoft.com/office/drawing/2016/5/12/chartex" xmlns:cx7="http://schemas.microsoft.com/office/drawing/2016/5/13/chartex" xmlns:cx8="http://schemas.microsoft.com/office/drawing/2016/5/14/chartex" xmlns:mc="http://schemas.openxmlformats.org/markup-compatibility/2006" xmlns:aink="http://schemas.microsoft.com/office/drawing/2016/ink" xmlns:am3d="http://schemas.microsoft.com/office/drawing/2017/model3d" xmlns:o="urn:schemas-microsoft-com:office:office" xmlns:r="http://schemas.openxmlformats.org/officeDocument/2006/relationships" xmlns:m="http://schemas.openxmlformats.org/officeDocument/2006/math" xmlns:v="urn:schemas-microsoft-com:vml" xmlns:wp14="http://schemas.microsoft.com/office/word/2010/wordprocessingDrawing" xmlns:wp="http://schemas.openxmlformats.org/drawingml/2006/wordprocessingDrawing" xmlns:w10="urn:schemas-microsoft-com:office:word" xmlns:w="http://schemas.openxmlformats.org/wordprocessingml/2006/main" xmlns:w14="http://schemas.microsoft.com/office/word/2010/wordml" xmlns:w15="http://schemas.microsoft.com/office/word/2012/wordml" xmlns:w16cex="http://schemas.microsoft.com/office/word/2018/wordml/cex" xmlns:w16cid="http://schemas.microsoft.com/office/word/2016/wordml/cid" xmlns:w16="http://schemas.microsoft.com/office/word/2018/wordml" xmlns:w16sdtdh="http://schemas.microsoft.com/office/word/2020/wordml/sdtdatahash" xmlns:w16se="http://schemas.microsoft.com/office/word/2015/wordml/symex" xmlns:wpg="http://schemas.microsoft.com/office/word/2010/wordprocessingGroup" xmlns:wpi="http://schemas.microsoft.com/office/word/2010/wordprocessingInk" xmlns:wne="http://schemas.microsoft.com/office/word/2006/wordml" xmlns:wps="http://schemas.microsoft.com/office/word/2010/wordprocessingShape" mc:Ignorable="w14 w15 w16se w16cid w16 w16cex w16sdtdh wp14">
   <w:body>
     <w:p>
       <w:pPr>
@@ -2993,7 +2993,7 @@
           <w:bCs/>
           <w:szCs w:val="22"/>
         </w:rPr>
-        <w:object w:dxaOrig="13449" w:dyaOrig="7061" w14:anchorId="4FB77621">
+        <w:object w:dxaOrig="13449" w:dyaOrig="7741" w14:anchorId="4FB77621">
           <v:shapetype id="_x0000_t75" coordsize="21600,21600" o:spt="75" o:preferrelative="t" path="m@4@5l@4@11@9@11@9@5xe" filled="f" stroked="f">
             <v:stroke joinstyle="miter"/>
             <v:formulas>
@@ -3013,10 +3013,10 @@
             <v:path o:extrusionok="f" gradientshapeok="t" o:connecttype="rect"/>
             <o:lock v:ext="edit" aspectratio="t"/>
           </v:shapetype>
-          <v:shape id="_x0000_i1033" type="#_x0000_t75" style="width:484.5pt;height:257.25pt" o:ole="">
+          <v:shape id="_x0000_i1030" type="#_x0000_t75" style="width:484.5pt;height:282pt" o:ole="">
             <v:imagedata r:id="rId13" o:title=""/>
           </v:shape>
-          <o:OLEObject Type="Embed" ProgID="Excel.Sheet.12" ShapeID="_x0000_i1033" DrawAspect="Content" ObjectID="_1848992139" r:id="rId14"/>
+          <o:OLEObject Type="Embed" ProgID="Excel.Sheet.12" ShapeID="_x0000_i1030" DrawAspect="Content" ObjectID="_1851945008" r:id="rId14"/>
         </w:object>
       </w:r>
     </w:p>
@@ -3977,7 +3977,6 @@
           <w:szCs w:val="23"/>
           <w:lang w:val="en-US"/>
         </w:rPr>
-        <w:lastRenderedPageBreak/>
         <w:t xml:space="preserve">The final charge will be based on the final guaranteed number or the actual one, whichever is higher. To assure the best service, Party B must provide the final guaranteed number of attendees to Party A at least three (03) days prior to the function date, but the variance should not be over </w:t>
       </w:r>
       <w:r>
@@ -4515,7 +4514,6 @@
                 <w:sz w:val="23"/>
                 <w:szCs w:val="23"/>
               </w:rPr>
-              <w:lastRenderedPageBreak/>
               <w:t>Tên ng</w:t>
             </w:r>
             <w:r>
@@ -5107,7 +5105,7 @@
           <v:shape id="_x0000_i1026" type="#_x0000_t75" style="width:484.5pt;height:121.5pt" o:ole="">
             <v:imagedata r:id="rId15" o:title=""/>
           </v:shape>
-          <o:OLEObject Type="Embed" ProgID="Excel.Sheet.12" ShapeID="_x0000_i1026" DrawAspect="Content" ObjectID="_1848992140" r:id="rId16"/>
+          <o:OLEObject Type="Embed" ProgID="Excel.Sheet.12" ShapeID="_x0000_i1026" DrawAspect="Content" ObjectID="_1851945009" r:id="rId16"/>
         </w:object>
       </w:r>
     </w:p>
@@ -5716,6 +5714,7 @@
                 <w:szCs w:val="23"/>
                 <w:lang w:val="en-US"/>
               </w:rPr>
+              <w:lastRenderedPageBreak/>
               <w:t xml:space="preserve">Địa chỉ </w:t>
             </w:r>
           </w:p>
@@ -5748,6 +5747,7 @@
                 <w:szCs w:val="23"/>
                 <w:lang w:val="en-US"/>
               </w:rPr>
+              <w:lastRenderedPageBreak/>
               <w:t xml:space="preserve">Số 148 Hoàng Quốc Việt, </w:t>
             </w:r>
             <w:r>
@@ -5801,7 +5801,6 @@
                 <w:sz w:val="23"/>
                 <w:szCs w:val="23"/>
               </w:rPr>
-              <w:lastRenderedPageBreak/>
               <w:t>Swift code</w:t>
             </w:r>
           </w:p>
@@ -10156,7 +10155,7 @@
 </file>
 
 <file path=word/endnotes.xml><?xml version="1.0" encoding="utf-8"?>
-<w:endnotes xmlns:wpc="http://schemas.microsoft.com/office/word/2010/wordprocessingCanvas" xmlns:cx="http://schemas.microsoft.com/office/drawing/2014/chartex" xmlns:cx1="http://schemas.microsoft.com/office/drawing/2015/9/8/chartex" xmlns:cx2="http://schemas.microsoft.com/office/drawing/2015/10/21/chartex" xmlns:cx3="http://schemas.microsoft.com/office/drawing/2016/5/9/chartex" xmlns:cx4="http://schemas.microsoft.com/office/drawing/2016/5/10/chartex" xmlns:cx5="http://schemas.microsoft.com/office/drawing/2016/5/11/chartex" xmlns:cx6="http://schemas.microsoft.com/office/drawing/2016/5/12/chartex" xmlns:cx7="http://schemas.microsoft.com/office/drawing/2016/5/13/chartex" xmlns:cx8="http://schemas.microsoft.com/office/drawing/2016/5/14/chartex" xmlns:mc="http://schemas.openxmlformats.org/markup-compatibility/2006" xmlns:aink="http://schemas.microsoft.com/office/drawing/2016/ink" xmlns:am3d="http://schemas.microsoft.com/office/drawing/2017/model3d" xmlns:o="urn:schemas-microsoft-com:office:office" xmlns:oel="http://schemas.microsoft.com/office/2019/extlst" xmlns:r="http://schemas.openxmlformats.org/officeDocument/2006/relationships" xmlns:m="http://schemas.openxmlformats.org/officeDocument/2006/math" xmlns:v="urn:schemas-microsoft-com:vml" xmlns:wp14="http://schemas.microsoft.com/office/word/2010/wordprocessingDrawing" xmlns:wp="http://schemas.openxmlformats.org/drawingml/2006/wordprocessingDrawing" xmlns:w10="urn:schemas-microsoft-com:office:word" xmlns:w="http://schemas.openxmlformats.org/wordprocessingml/2006/main" xmlns:w14="http://schemas.microsoft.com/office/word/2010/wordml" xmlns:w15="http://schemas.microsoft.com/office/word/2012/wordml" xmlns:w16cex="http://schemas.microsoft.com/office/word/2018/wordml/cex" xmlns:w16cid="http://schemas.microsoft.com/office/word/2016/wordml/cid" xmlns:w16="http://schemas.microsoft.com/office/word/2018/wordml" xmlns:w16du="http://schemas.microsoft.com/office/word/2023/wordml/word16du" xmlns:w16sdtdh="http://schemas.microsoft.com/office/word/2020/wordml/sdtdatahash" xmlns:w16sdtfl="http://schemas.microsoft.com/office/word/2024/wordml/sdtformatlock" xmlns:w16se="http://schemas.microsoft.com/office/word/2015/wordml/symex" xmlns:wpg="http://schemas.microsoft.com/office/word/2010/wordprocessingGroup" xmlns:wpi="http://schemas.microsoft.com/office/word/2010/wordprocessingInk" xmlns:wne="http://schemas.microsoft.com/office/word/2006/wordml" xmlns:wps="http://schemas.microsoft.com/office/word/2010/wordprocessingShape" mc:Ignorable="w14 w15 w16se w16cid w16 w16cex w16sdtdh w16sdtfl w16du wp14">
+<w:endnotes xmlns:wpc="http://schemas.microsoft.com/office/word/2010/wordprocessingCanvas" xmlns:cx="http://schemas.microsoft.com/office/drawing/2014/chartex" xmlns:cx1="http://schemas.microsoft.com/office/drawing/2015/9/8/chartex" xmlns:cx2="http://schemas.microsoft.com/office/drawing/2015/10/21/chartex" xmlns:cx3="http://schemas.microsoft.com/office/drawing/2016/5/9/chartex" xmlns:cx4="http://schemas.microsoft.com/office/drawing/2016/5/10/chartex" xmlns:cx5="http://schemas.microsoft.com/office/drawing/2016/5/11/chartex" xmlns:cx6="http://schemas.microsoft.com/office/drawing/2016/5/12/chartex" xmlns:cx7="http://schemas.microsoft.com/office/drawing/2016/5/13/chartex" xmlns:cx8="http://schemas.microsoft.com/office/drawing/2016/5/14/chartex" xmlns:mc="http://schemas.openxmlformats.org/markup-compatibility/2006" xmlns:aink="http://schemas.microsoft.com/office/drawing/2016/ink" xmlns:am3d="http://schemas.microsoft.com/office/drawing/2017/model3d" xmlns:o="urn:schemas-microsoft-com:office:office" xmlns:r="http://schemas.openxmlformats.org/officeDocument/2006/relationships" xmlns:m="http://schemas.openxmlformats.org/officeDocument/2006/math" xmlns:v="urn:schemas-microsoft-com:vml" xmlns:wp14="http://schemas.microsoft.com/office/word/2010/wordprocessingDrawing" xmlns:wp="http://schemas.openxmlformats.org/drawingml/2006/wordprocessingDrawing" xmlns:w10="urn:schemas-microsoft-com:office:word" xmlns:w="http://schemas.openxmlformats.org/wordprocessingml/2006/main" xmlns:w14="http://schemas.microsoft.com/office/word/2010/wordml" xmlns:w15="http://schemas.microsoft.com/office/word/2012/wordml" xmlns:w16cex="http://schemas.microsoft.com/office/word/2018/wordml/cex" xmlns:w16cid="http://schemas.microsoft.com/office/word/2016/wordml/cid" xmlns:w16="http://schemas.microsoft.com/office/word/2018/wordml" xmlns:w16sdtdh="http://schemas.microsoft.com/office/word/2020/wordml/sdtdatahash" xmlns:w16se="http://schemas.microsoft.com/office/word/2015/wordml/symex" xmlns:wpg="http://schemas.microsoft.com/office/word/2010/wordprocessingGroup" xmlns:wpi="http://schemas.microsoft.com/office/word/2010/wordprocessingInk" xmlns:wne="http://schemas.microsoft.com/office/word/2006/wordml" xmlns:wps="http://schemas.microsoft.com/office/word/2010/wordprocessingShape" mc:Ignorable="w14 w15 w16se w16cid w16 w16cex w16sdtdh wp14">
   <w:endnote w:type="separator" w:id="-1">
     <w:p>
       <w:pPr>
@@ -10181,7 +10180,7 @@
 </file>
 
 <file path=word/footer1.xml><?xml version="1.0" encoding="utf-8"?>
-<w:ftr xmlns:wpc="http://schemas.microsoft.com/office/word/2010/wordprocessingCanvas" xmlns:cx="http://schemas.microsoft.com/office/drawing/2014/chartex" xmlns:cx1="http://schemas.microsoft.com/office/drawing/2015/9/8/chartex" xmlns:cx2="http://schemas.microsoft.com/office/drawing/2015/10/21/chartex" xmlns:cx3="http://schemas.microsoft.com/office/drawing/2016/5/9/chartex" xmlns:cx4="http://schemas.microsoft.com/office/drawing/2016/5/10/chartex" xmlns:cx5="http://schemas.microsoft.com/office/drawing/2016/5/11/chartex" xmlns:cx6="http://schemas.microsoft.com/office/drawing/2016/5/12/chartex" xmlns:cx7="http://schemas.microsoft.com/office/drawing/2016/5/13/chartex" xmlns:cx8="http://schemas.microsoft.com/office/drawing/2016/5/14/chartex" xmlns:mc="http://schemas.openxmlformats.org/markup-compatibility/2006" xmlns:aink="http://schemas.microsoft.com/office/drawing/2016/ink" xmlns:am3d="http://schemas.microsoft.com/office/drawing/2017/model3d" xmlns:o="urn:schemas-microsoft-com:office:office" xmlns:oel="http://schemas.microsoft.com/office/2019/extlst" xmlns:r="http://schemas.openxmlformats.org/officeDocument/2006/relationships" xmlns:m="http://schemas.openxmlformats.org/officeDocument/2006/math" xmlns:v="urn:schemas-microsoft-com:vml" xmlns:wp14="http://schemas.microsoft.com/office/word/2010/wordprocessingDrawing" xmlns:wp="http://schemas.openxmlformats.org/drawingml/2006/wordprocessingDrawing" xmlns:w10="urn:schemas-microsoft-com:office:word" xmlns:w="http://schemas.openxmlformats.org/wordprocessingml/2006/main" xmlns:w14="http://schemas.microsoft.com/office/word/2010/wordml" xmlns:w15="http://schemas.microsoft.com/office/word/2012/wordml" xmlns:w16cex="http://schemas.microsoft.com/office/word/2018/wordml/cex" xmlns:w16cid="http://schemas.microsoft.com/office/word/2016/wordml/cid" xmlns:w16="http://schemas.microsoft.com/office/word/2018/wordml" xmlns:w16du="http://schemas.microsoft.com/office/word/2023/wordml/word16du" xmlns:w16sdtdh="http://schemas.microsoft.com/office/word/2020/wordml/sdtdatahash" xmlns:w16sdtfl="http://schemas.microsoft.com/office/word/2024/wordml/sdtformatlock" xmlns:w16se="http://schemas.microsoft.com/office/word/2015/wordml/symex" xmlns:wpg="http://schemas.microsoft.com/office/word/2010/wordprocessingGroup" xmlns:wpi="http://schemas.microsoft.com/office/word/2010/wordprocessingInk" xmlns:wne="http://schemas.microsoft.com/office/word/2006/wordml" xmlns:wps="http://schemas.microsoft.com/office/word/2010/wordprocessingShape" mc:Ignorable="w14 w15 w16se w16cid w16 w16cex w16sdtdh w16sdtfl w16du wp14">
+<w:ftr xmlns:wpc="http://schemas.microsoft.com/office/word/2010/wordprocessingCanvas" xmlns:cx="http://schemas.microsoft.com/office/drawing/2014/chartex" xmlns:cx1="http://schemas.microsoft.com/office/drawing/2015/9/8/chartex" xmlns:cx2="http://schemas.microsoft.com/office/drawing/2015/10/21/chartex" xmlns:cx3="http://schemas.microsoft.com/office/drawing/2016/5/9/chartex" xmlns:cx4="http://schemas.microsoft.com/office/drawing/2016/5/10/chartex" xmlns:cx5="http://schemas.microsoft.com/office/drawing/2016/5/11/chartex" xmlns:cx6="http://schemas.microsoft.com/office/drawing/2016/5/12/chartex" xmlns:cx7="http://schemas.microsoft.com/office/drawing/2016/5/13/chartex" xmlns:cx8="http://schemas.microsoft.com/office/drawing/2016/5/14/chartex" xmlns:mc="http://schemas.openxmlformats.org/markup-compatibility/2006" xmlns:aink="http://schemas.microsoft.com/office/drawing/2016/ink" xmlns:am3d="http://schemas.microsoft.com/office/drawing/2017/model3d" xmlns:o="urn:schemas-microsoft-com:office:office" xmlns:r="http://schemas.openxmlformats.org/officeDocument/2006/relationships" xmlns:m="http://schemas.openxmlformats.org/officeDocument/2006/math" xmlns:v="urn:schemas-microsoft-com:vml" xmlns:wp14="http://schemas.microsoft.com/office/word/2010/wordprocessingDrawing" xmlns:wp="http://schemas.openxmlformats.org/drawingml/2006/wordprocessingDrawing" xmlns:w10="urn:schemas-microsoft-com:office:word" xmlns:w="http://schemas.openxmlformats.org/wordprocessingml/2006/main" xmlns:w14="http://schemas.microsoft.com/office/word/2010/wordml" xmlns:w15="http://schemas.microsoft.com/office/word/2012/wordml" xmlns:w16cex="http://schemas.microsoft.com/office/word/2018/wordml/cex" xmlns:w16cid="http://schemas.microsoft.com/office/word/2016/wordml/cid" xmlns:w16="http://schemas.microsoft.com/office/word/2018/wordml" xmlns:w16sdtdh="http://schemas.microsoft.com/office/word/2020/wordml/sdtdatahash" xmlns:w16se="http://schemas.microsoft.com/office/word/2015/wordml/symex" xmlns:wpg="http://schemas.microsoft.com/office/word/2010/wordprocessingGroup" xmlns:wpi="http://schemas.microsoft.com/office/word/2010/wordprocessingInk" xmlns:wne="http://schemas.microsoft.com/office/word/2006/wordml" xmlns:wps="http://schemas.microsoft.com/office/word/2010/wordprocessingShape" mc:Ignorable="w14 w15 w16se w16cid w16 w16cex w16sdtdh wp14">
   <w:tbl>
     <w:tblPr>
       <w:tblW w:w="5000" w:type="pct"/>
@@ -10421,7 +10420,7 @@
             </wp:anchor>
           </w:drawing>
         </mc:Choice>
-        <mc:Fallback>
+        <mc:Fallback xmlns:w16sdtfl="http://schemas.microsoft.com/office/word/2024/wordml/sdtformatlock" xmlns:w16du="http://schemas.microsoft.com/office/word/2023/wordml/word16du" xmlns:oel="http://schemas.microsoft.com/office/2019/extlst">
           <w:pict>
             <v:shapetype w14:anchorId="77E4BD7E" id="_x0000_t202" coordsize="21600,21600" o:spt="202" path="m,l,21600r21600,l21600,xe">
               <v:stroke joinstyle="miter"/>
@@ -10527,7 +10526,7 @@
 </file>
 
 <file path=word/footnotes.xml><?xml version="1.0" encoding="utf-8"?>
-<w:footnotes xmlns:wpc="http://schemas.microsoft.com/office/word/2010/wordprocessingCanvas" xmlns:cx="http://schemas.microsoft.com/office/drawing/2014/chartex" xmlns:cx1="http://schemas.microsoft.com/office/drawing/2015/9/8/chartex" xmlns:cx2="http://schemas.microsoft.com/office/drawing/2015/10/21/chartex" xmlns:cx3="http://schemas.microsoft.com/office/drawing/2016/5/9/chartex" xmlns:cx4="http://schemas.microsoft.com/office/drawing/2016/5/10/chartex" xmlns:cx5="http://schemas.microsoft.com/office/drawing/2016/5/11/chartex" xmlns:cx6="http://schemas.microsoft.com/office/drawing/2016/5/12/chartex" xmlns:cx7="http://schemas.microsoft.com/office/drawing/2016/5/13/chartex" xmlns:cx8="http://schemas.microsoft.com/office/drawing/2016/5/14/chartex" xmlns:mc="http://schemas.openxmlformats.org/markup-compatibility/2006" xmlns:aink="http://schemas.microsoft.com/office/drawing/2016/ink" xmlns:am3d="http://schemas.microsoft.com/office/drawing/2017/model3d" xmlns:o="urn:schemas-microsoft-com:office:office" xmlns:oel="http://schemas.microsoft.com/office/2019/extlst" xmlns:r="http://schemas.openxmlformats.org/officeDocument/2006/relationships" xmlns:m="http://schemas.openxmlformats.org/officeDocument/2006/math" xmlns:v="urn:schemas-microsoft-com:vml" xmlns:wp14="http://schemas.microsoft.com/office/word/2010/wordprocessingDrawing" xmlns:wp="http://schemas.openxmlformats.org/drawingml/2006/wordprocessingDrawing" xmlns:w10="urn:schemas-microsoft-com:office:word" xmlns:w="http://schemas.openxmlformats.org/wordprocessingml/2006/main" xmlns:w14="http://schemas.microsoft.com/office/word/2010/wordml" xmlns:w15="http://schemas.microsoft.com/office/word/2012/wordml" xmlns:w16cex="http://schemas.microsoft.com/office/word/2018/wordml/cex" xmlns:w16cid="http://schemas.microsoft.com/office/word/2016/wordml/cid" xmlns:w16="http://schemas.microsoft.com/office/word/2018/wordml" xmlns:w16du="http://schemas.microsoft.com/office/word/2023/wordml/word16du" xmlns:w16sdtdh="http://schemas.microsoft.com/office/word/2020/wordml/sdtdatahash" xmlns:w16sdtfl="http://schemas.microsoft.com/office/word/2024/wordml/sdtformatlock" xmlns:w16se="http://schemas.microsoft.com/office/word/2015/wordml/symex" xmlns:wpg="http://schemas.microsoft.com/office/word/2010/wordprocessingGroup" xmlns:wpi="http://schemas.microsoft.com/office/word/2010/wordprocessingInk" xmlns:wne="http://schemas.microsoft.com/office/word/2006/wordml" xmlns:wps="http://schemas.microsoft.com/office/word/2010/wordprocessingShape" mc:Ignorable="w14 w15 w16se w16cid w16 w16cex w16sdtdh w16sdtfl w16du wp14">
+<w:footnotes xmlns:wpc="http://schemas.microsoft.com/office/word/2010/wordprocessingCanvas" xmlns:cx="http://schemas.microsoft.com/office/drawing/2014/chartex" xmlns:cx1="http://schemas.microsoft.com/office/drawing/2015/9/8/chartex" xmlns:cx2="http://schemas.microsoft.com/office/drawing/2015/10/21/chartex" xmlns:cx3="http://schemas.microsoft.com/office/drawing/2016/5/9/chartex" xmlns:cx4="http://schemas.microsoft.com/office/drawing/2016/5/10/chartex" xmlns:cx5="http://schemas.microsoft.com/office/drawing/2016/5/11/chartex" xmlns:cx6="http://schemas.microsoft.com/office/drawing/2016/5/12/chartex" xmlns:cx7="http://schemas.microsoft.com/office/drawing/2016/5/13/chartex" xmlns:cx8="http://schemas.microsoft.com/office/drawing/2016/5/14/chartex" xmlns:mc="http://schemas.openxmlformats.org/markup-compatibility/2006" xmlns:aink="http://schemas.microsoft.com/office/drawing/2016/ink" xmlns:am3d="http://schemas.microsoft.com/office/drawing/2017/model3d" xmlns:o="urn:schemas-microsoft-com:office:office" xmlns:r="http://schemas.openxmlformats.org/officeDocument/2006/relationships" xmlns:m="http://schemas.openxmlformats.org/officeDocument/2006/math" xmlns:v="urn:schemas-microsoft-com:vml" xmlns:wp14="http://schemas.microsoft.com/office/word/2010/wordprocessingDrawing" xmlns:wp="http://schemas.openxmlformats.org/drawingml/2006/wordprocessingDrawing" xmlns:w10="urn:schemas-microsoft-com:office:word" xmlns:w="http://schemas.openxmlformats.org/wordprocessingml/2006/main" xmlns:w14="http://schemas.microsoft.com/office/word/2010/wordml" xmlns:w15="http://schemas.microsoft.com/office/word/2012/wordml" xmlns:w16cex="http://schemas.microsoft.com/office/word/2018/wordml/cex" xmlns:w16cid="http://schemas.microsoft.com/office/word/2016/wordml/cid" xmlns:w16="http://schemas.microsoft.com/office/word/2018/wordml" xmlns:w16sdtdh="http://schemas.microsoft.com/office/word/2020/wordml/sdtdatahash" xmlns:w16se="http://schemas.microsoft.com/office/word/2015/wordml/symex" xmlns:wpg="http://schemas.microsoft.com/office/word/2010/wordprocessingGroup" xmlns:wpi="http://schemas.microsoft.com/office/word/2010/wordprocessingInk" xmlns:wne="http://schemas.microsoft.com/office/word/2006/wordml" xmlns:wps="http://schemas.microsoft.com/office/word/2010/wordprocessingShape" mc:Ignorable="w14 w15 w16se w16cid w16 w16cex w16sdtdh wp14">
   <w:footnote w:type="separator" w:id="-1">
     <w:p>
       <w:pPr>
@@ -10552,7 +10551,7 @@
 </file>
 
 <file path=word/header1.xml><?xml version="1.0" encoding="utf-8"?>
-<w:hdr xmlns:wpc="http://schemas.microsoft.com/office/word/2010/wordprocessingCanvas" xmlns:cx="http://schemas.microsoft.com/office/drawing/2014/chartex" xmlns:cx1="http://schemas.microsoft.com/office/drawing/2015/9/8/chartex" xmlns:cx2="http://schemas.microsoft.com/office/drawing/2015/10/21/chartex" xmlns:cx3="http://schemas.microsoft.com/office/drawing/2016/5/9/chartex" xmlns:cx4="http://schemas.microsoft.com/office/drawing/2016/5/10/chartex" xmlns:cx5="http://schemas.microsoft.com/office/drawing/2016/5/11/chartex" xmlns:cx6="http://schemas.microsoft.com/office/drawing/2016/5/12/chartex" xmlns:cx7="http://schemas.microsoft.com/office/drawing/2016/5/13/chartex" xmlns:cx8="http://schemas.microsoft.com/office/drawing/2016/5/14/chartex" xmlns:mc="http://schemas.openxmlformats.org/markup-compatibility/2006" xmlns:aink="http://schemas.microsoft.com/office/drawing/2016/ink" xmlns:am3d="http://schemas.microsoft.com/office/drawing/2017/model3d" xmlns:o="urn:schemas-microsoft-com:office:office" xmlns:oel="http://schemas.microsoft.com/office/2019/extlst" xmlns:r="http://schemas.openxmlformats.org/officeDocument/2006/relationships" xmlns:m="http://schemas.openxmlformats.org/officeDocument/2006/math" xmlns:v="urn:schemas-microsoft-com:vml" xmlns:wp14="http://schemas.microsoft.com/office/word/2010/wordprocessingDrawing" xmlns:wp="http://schemas.openxmlformats.org/drawingml/2006/wordprocessingDrawing" xmlns:w10="urn:schemas-microsoft-com:office:word" xmlns:w="http://schemas.openxmlformats.org/wordprocessingml/2006/main" xmlns:w14="http://schemas.microsoft.com/office/word/2010/wordml" xmlns:w15="http://schemas.microsoft.com/office/word/2012/wordml" xmlns:w16cex="http://schemas.microsoft.com/office/word/2018/wordml/cex" xmlns:w16cid="http://schemas.microsoft.com/office/word/2016/wordml/cid" xmlns:w16="http://schemas.microsoft.com/office/word/2018/wordml" xmlns:w16du="http://schemas.microsoft.com/office/word/2023/wordml/word16du" xmlns:w16sdtdh="http://schemas.microsoft.com/office/word/2020/wordml/sdtdatahash" xmlns:w16sdtfl="http://schemas.microsoft.com/office/word/2024/wordml/sdtformatlock" xmlns:w16se="http://schemas.microsoft.com/office/word/2015/wordml/symex" xmlns:wpg="http://schemas.microsoft.com/office/word/2010/wordprocessingGroup" xmlns:wpi="http://schemas.microsoft.com/office/word/2010/wordprocessingInk" xmlns:wne="http://schemas.microsoft.com/office/word/2006/wordml" xmlns:wps="http://schemas.microsoft.com/office/word/2010/wordprocessingShape" mc:Ignorable="w14 w15 w16se w16cid w16 w16cex w16sdtdh w16sdtfl w16du wp14">
+<w:hdr xmlns:wpc="http://schemas.microsoft.com/office/word/2010/wordprocessingCanvas" xmlns:cx="http://schemas.microsoft.com/office/drawing/2014/chartex" xmlns:cx1="http://schemas.microsoft.com/office/drawing/2015/9/8/chartex" xmlns:cx2="http://schemas.microsoft.com/office/drawing/2015/10/21/chartex" xmlns:cx3="http://schemas.microsoft.com/office/drawing/2016/5/9/chartex" xmlns:cx4="http://schemas.microsoft.com/office/drawing/2016/5/10/chartex" xmlns:cx5="http://schemas.microsoft.com/office/drawing/2016/5/11/chartex" xmlns:cx6="http://schemas.microsoft.com/office/drawing/2016/5/12/chartex" xmlns:cx7="http://schemas.microsoft.com/office/drawing/2016/5/13/chartex" xmlns:cx8="http://schemas.microsoft.com/office/drawing/2016/5/14/chartex" xmlns:mc="http://schemas.openxmlformats.org/markup-compatibility/2006" xmlns:aink="http://schemas.microsoft.com/office/drawing/2016/ink" xmlns:am3d="http://schemas.microsoft.com/office/drawing/2017/model3d" xmlns:o="urn:schemas-microsoft-com:office:office" xmlns:r="http://schemas.openxmlformats.org/officeDocument/2006/relationships" xmlns:m="http://schemas.openxmlformats.org/officeDocument/2006/math" xmlns:v="urn:schemas-microsoft-com:vml" xmlns:wp14="http://schemas.microsoft.com/office/word/2010/wordprocessingDrawing" xmlns:wp="http://schemas.openxmlformats.org/drawingml/2006/wordprocessingDrawing" xmlns:w10="urn:schemas-microsoft-com:office:word" xmlns:w="http://schemas.openxmlformats.org/wordprocessingml/2006/main" xmlns:w14="http://schemas.microsoft.com/office/word/2010/wordml" xmlns:w15="http://schemas.microsoft.com/office/word/2012/wordml" xmlns:w16cex="http://schemas.microsoft.com/office/word/2018/wordml/cex" xmlns:w16cid="http://schemas.microsoft.com/office/word/2016/wordml/cid" xmlns:w16="http://schemas.microsoft.com/office/word/2018/wordml" xmlns:w16sdtdh="http://schemas.microsoft.com/office/word/2020/wordml/sdtdatahash" xmlns:w16se="http://schemas.microsoft.com/office/word/2015/wordml/symex" xmlns:wpg="http://schemas.microsoft.com/office/word/2010/wordprocessingGroup" xmlns:wpi="http://schemas.microsoft.com/office/word/2010/wordprocessingInk" xmlns:wne="http://schemas.microsoft.com/office/word/2006/wordml" xmlns:wps="http://schemas.microsoft.com/office/word/2010/wordprocessingShape" mc:Ignorable="w14 w15 w16se w16cid w16 w16cex w16sdtdh wp14">
   <w:p>
     <w:pPr>
       <w:pStyle w:val="Header"/>
@@ -10609,7 +10608,7 @@
 </file>
 
 <file path=word/numbering.xml><?xml version="1.0" encoding="utf-8"?>
-<w:numbering xmlns:wpc="http://schemas.microsoft.com/office/word/2010/wordprocessingCanvas" xmlns:cx="http://schemas.microsoft.com/office/drawing/2014/chartex" xmlns:cx1="http://schemas.microsoft.com/office/drawing/2015/9/8/chartex" xmlns:cx2="http://schemas.microsoft.com/office/drawing/2015/10/21/chartex" xmlns:cx3="http://schemas.microsoft.com/office/drawing/2016/5/9/chartex" xmlns:cx4="http://schemas.microsoft.com/office/drawing/2016/5/10/chartex" xmlns:cx5="http://schemas.microsoft.com/office/drawing/2016/5/11/chartex" xmlns:cx6="http://schemas.microsoft.com/office/drawing/2016/5/12/chartex" xmlns:cx7="http://schemas.microsoft.com/office/drawing/2016/5/13/chartex" xmlns:cx8="http://schemas.microsoft.com/office/drawing/2016/5/14/chartex" xmlns:mc="http://schemas.openxmlformats.org/markup-compatibility/2006" xmlns:aink="http://schemas.microsoft.com/office/drawing/2016/ink" xmlns:am3d="http://schemas.microsoft.com/office/drawing/2017/model3d" xmlns:o="urn:schemas-microsoft-com:office:office" xmlns:oel="http://schemas.microsoft.com/office/2019/extlst" xmlns:r="http://schemas.openxmlformats.org/officeDocument/2006/relationships" xmlns:m="http://schemas.openxmlformats.org/officeDocument/2006/math" xmlns:v="urn:schemas-microsoft-com:vml" xmlns:wp14="http://schemas.microsoft.com/office/word/2010/wordprocessingDrawing" xmlns:wp="http://schemas.openxmlformats.org/drawingml/2006/wordprocessingDrawing" xmlns:w10="urn:schemas-microsoft-com:office:word" xmlns:w="http://schemas.openxmlformats.org/wordprocessingml/2006/main" xmlns:w14="http://schemas.microsoft.com/office/word/2010/wordml" xmlns:w15="http://schemas.microsoft.com/office/word/2012/wordml" xmlns:w16cex="http://schemas.microsoft.com/office/word/2018/wordml/cex" xmlns:w16cid="http://schemas.microsoft.com/office/word/2016/wordml/cid" xmlns:w16="http://schemas.microsoft.com/office/word/2018/wordml" xmlns:w16du="http://schemas.microsoft.com/office/word/2023/wordml/word16du" xmlns:w16sdtdh="http://schemas.microsoft.com/office/word/2020/wordml/sdtdatahash" xmlns:w16sdtfl="http://schemas.microsoft.com/office/word/2024/wordml/sdtformatlock" xmlns:w16se="http://schemas.microsoft.com/office/word/2015/wordml/symex" xmlns:wpg="http://schemas.microsoft.com/office/word/2010/wordprocessingGroup" xmlns:wpi="http://schemas.microsoft.com/office/word/2010/wordprocessingInk" xmlns:wne="http://schemas.microsoft.com/office/word/2006/wordml" xmlns:wps="http://schemas.microsoft.com/office/word/2010/wordprocessingShape" mc:Ignorable="w14 w15 w16se w16cid w16 w16cex w16sdtdh w16sdtfl w16du wp14">
+<w:numbering xmlns:wpc="http://schemas.microsoft.com/office/word/2010/wordprocessingCanvas" xmlns:cx="http://schemas.microsoft.com/office/drawing/2014/chartex" xmlns:cx1="http://schemas.microsoft.com/office/drawing/2015/9/8/chartex" xmlns:cx2="http://schemas.microsoft.com/office/drawing/2015/10/21/chartex" xmlns:cx3="http://schemas.microsoft.com/office/drawing/2016/5/9/chartex" xmlns:cx4="http://schemas.microsoft.com/office/drawing/2016/5/10/chartex" xmlns:cx5="http://schemas.microsoft.com/office/drawing/2016/5/11/chartex" xmlns:cx6="http://schemas.microsoft.com/office/drawing/2016/5/12/chartex" xmlns:cx7="http://schemas.microsoft.com/office/drawing/2016/5/13/chartex" xmlns:cx8="http://schemas.microsoft.com/office/drawing/2016/5/14/chartex" xmlns:mc="http://schemas.openxmlformats.org/markup-compatibility/2006" xmlns:aink="http://schemas.microsoft.com/office/drawing/2016/ink" xmlns:am3d="http://schemas.microsoft.com/office/drawing/2017/model3d" xmlns:o="urn:schemas-microsoft-com:office:office" xmlns:r="http://schemas.openxmlformats.org/officeDocument/2006/relationships" xmlns:m="http://schemas.openxmlformats.org/officeDocument/2006/math" xmlns:v="urn:schemas-microsoft-com:vml" xmlns:wp14="http://schemas.microsoft.com/office/word/2010/wordprocessingDrawing" xmlns:wp="http://schemas.openxmlformats.org/drawingml/2006/wordprocessingDrawing" xmlns:w10="urn:schemas-microsoft-com:office:word" xmlns:w="http://schemas.openxmlformats.org/wordprocessingml/2006/main" xmlns:w14="http://schemas.microsoft.com/office/word/2010/wordml" xmlns:w15="http://schemas.microsoft.com/office/word/2012/wordml" xmlns:w16cex="http://schemas.microsoft.com/office/word/2018/wordml/cex" xmlns:w16cid="http://schemas.microsoft.com/office/word/2016/wordml/cid" xmlns:w16="http://schemas.microsoft.com/office/word/2018/wordml" xmlns:w16sdtdh="http://schemas.microsoft.com/office/word/2020/wordml/sdtdatahash" xmlns:w16se="http://schemas.microsoft.com/office/word/2015/wordml/symex" xmlns:wpg="http://schemas.microsoft.com/office/word/2010/wordprocessingGroup" xmlns:wpi="http://schemas.microsoft.com/office/word/2010/wordprocessingInk" xmlns:wne="http://schemas.microsoft.com/office/word/2006/wordml" xmlns:wps="http://schemas.microsoft.com/office/word/2010/wordprocessingShape" mc:Ignorable="w14 w15 w16se w16cid w16 w16cex w16sdtdh wp14">
   <w:abstractNum w:abstractNumId="0" w15:restartNumberingAfterBreak="0">
     <w:nsid w:val="015E12D2"/>
     <w:multiLevelType w:val="hybridMultilevel"/>
@@ -14045,106 +14044,106 @@
       </w:rPr>
     </w:lvl>
   </w:abstractNum>
-  <w:num w:numId="1" w16cid:durableId="1916238787">
+  <w:num w:numId="1">
     <w:abstractNumId w:val="26"/>
   </w:num>
-  <w:num w:numId="2" w16cid:durableId="367416993">
+  <w:num w:numId="2">
     <w:abstractNumId w:val="29"/>
   </w:num>
-  <w:num w:numId="3" w16cid:durableId="952518866">
+  <w:num w:numId="3">
     <w:abstractNumId w:val="20"/>
   </w:num>
-  <w:num w:numId="4" w16cid:durableId="1700667301">
+  <w:num w:numId="4">
     <w:abstractNumId w:val="2"/>
   </w:num>
-  <w:num w:numId="5" w16cid:durableId="747387229">
+  <w:num w:numId="5">
     <w:abstractNumId w:val="11"/>
   </w:num>
-  <w:num w:numId="6" w16cid:durableId="165436464">
+  <w:num w:numId="6">
     <w:abstractNumId w:val="19"/>
   </w:num>
-  <w:num w:numId="7" w16cid:durableId="1346905391">
+  <w:num w:numId="7">
     <w:abstractNumId w:val="12"/>
   </w:num>
-  <w:num w:numId="8" w16cid:durableId="1942760923">
+  <w:num w:numId="8">
     <w:abstractNumId w:val="24"/>
   </w:num>
-  <w:num w:numId="9" w16cid:durableId="1125005126">
+  <w:num w:numId="9">
     <w:abstractNumId w:val="18"/>
   </w:num>
-  <w:num w:numId="10" w16cid:durableId="415053725">
+  <w:num w:numId="10">
     <w:abstractNumId w:val="13"/>
   </w:num>
-  <w:num w:numId="11" w16cid:durableId="1163663162">
+  <w:num w:numId="11">
     <w:abstractNumId w:val="30"/>
   </w:num>
-  <w:num w:numId="12" w16cid:durableId="2003657174">
+  <w:num w:numId="12">
     <w:abstractNumId w:val="32"/>
   </w:num>
-  <w:num w:numId="13" w16cid:durableId="1237015825">
+  <w:num w:numId="13">
     <w:abstractNumId w:val="0"/>
   </w:num>
-  <w:num w:numId="14" w16cid:durableId="1610966172">
+  <w:num w:numId="14">
     <w:abstractNumId w:val="28"/>
   </w:num>
-  <w:num w:numId="15" w16cid:durableId="1638604020">
+  <w:num w:numId="15">
     <w:abstractNumId w:val="26"/>
   </w:num>
-  <w:num w:numId="16" w16cid:durableId="1581989267">
+  <w:num w:numId="16">
     <w:abstractNumId w:val="27"/>
   </w:num>
-  <w:num w:numId="17" w16cid:durableId="480080442">
+  <w:num w:numId="17">
     <w:abstractNumId w:val="21"/>
   </w:num>
-  <w:num w:numId="18" w16cid:durableId="2035571108">
+  <w:num w:numId="18">
     <w:abstractNumId w:val="25"/>
   </w:num>
-  <w:num w:numId="19" w16cid:durableId="61876848">
+  <w:num w:numId="19">
     <w:abstractNumId w:val="31"/>
   </w:num>
-  <w:num w:numId="20" w16cid:durableId="1392845701">
+  <w:num w:numId="20">
     <w:abstractNumId w:val="10"/>
   </w:num>
-  <w:num w:numId="21" w16cid:durableId="2005359397">
+  <w:num w:numId="21">
     <w:abstractNumId w:val="6"/>
   </w:num>
-  <w:num w:numId="22" w16cid:durableId="1426614411">
+  <w:num w:numId="22">
     <w:abstractNumId w:val="14"/>
   </w:num>
-  <w:num w:numId="23" w16cid:durableId="568928927">
+  <w:num w:numId="23">
     <w:abstractNumId w:val="4"/>
   </w:num>
-  <w:num w:numId="24" w16cid:durableId="2101296702">
+  <w:num w:numId="24">
     <w:abstractNumId w:val="5"/>
   </w:num>
-  <w:num w:numId="25" w16cid:durableId="399598025">
+  <w:num w:numId="25">
     <w:abstractNumId w:val="16"/>
   </w:num>
-  <w:num w:numId="26" w16cid:durableId="878199367">
+  <w:num w:numId="26">
     <w:abstractNumId w:val="3"/>
   </w:num>
-  <w:num w:numId="27" w16cid:durableId="2092969735">
+  <w:num w:numId="27">
     <w:abstractNumId w:val="9"/>
   </w:num>
-  <w:num w:numId="28" w16cid:durableId="755438450">
+  <w:num w:numId="28">
     <w:abstractNumId w:val="7"/>
   </w:num>
-  <w:num w:numId="29" w16cid:durableId="303895138">
+  <w:num w:numId="29">
     <w:abstractNumId w:val="8"/>
   </w:num>
-  <w:num w:numId="30" w16cid:durableId="1238125185">
+  <w:num w:numId="30">
     <w:abstractNumId w:val="22"/>
   </w:num>
-  <w:num w:numId="31" w16cid:durableId="1717045755">
+  <w:num w:numId="31">
     <w:abstractNumId w:val="23"/>
   </w:num>
-  <w:num w:numId="32" w16cid:durableId="689262842">
+  <w:num w:numId="32">
     <w:abstractNumId w:val="1"/>
   </w:num>
-  <w:num w:numId="33" w16cid:durableId="40132055">
+  <w:num w:numId="33">
     <w:abstractNumId w:val="15"/>
   </w:num>
-  <w:num w:numId="34" w16cid:durableId="1570381639">
+  <w:num w:numId="34">
     <w:abstractNumId w:val="17"/>
   </w:num>
   <w:numIdMacAtCleanup w:val="10"/>
@@ -14152,11 +14151,11 @@
 </file>
 
 <file path=word/styles.xml><?xml version="1.0" encoding="utf-8"?>
-<w:styles xmlns:mc="http://schemas.openxmlformats.org/markup-compatibility/2006" xmlns:r="http://schemas.openxmlformats.org/officeDocument/2006/relationships" xmlns:w="http://schemas.openxmlformats.org/wordprocessingml/2006/main" xmlns:w14="http://schemas.microsoft.com/office/word/2010/wordml" xmlns:w15="http://schemas.microsoft.com/office/word/2012/wordml" xmlns:w16cex="http://schemas.microsoft.com/office/word/2018/wordml/cex" xmlns:w16cid="http://schemas.microsoft.com/office/word/2016/wordml/cid" xmlns:w16="http://schemas.microsoft.com/office/word/2018/wordml" xmlns:w16du="http://schemas.microsoft.com/office/word/2023/wordml/word16du" xmlns:w16sdtdh="http://schemas.microsoft.com/office/word/2020/wordml/sdtdatahash" xmlns:w16sdtfl="http://schemas.microsoft.com/office/word/2024/wordml/sdtformatlock" xmlns:w16se="http://schemas.microsoft.com/office/word/2015/wordml/symex" mc:Ignorable="w14 w15 w16se w16cid w16 w16cex w16sdtdh w16sdtfl w16du">
+<w:styles xmlns:mc="http://schemas.openxmlformats.org/markup-compatibility/2006" xmlns:r="http://schemas.openxmlformats.org/officeDocument/2006/relationships" xmlns:w="http://schemas.openxmlformats.org/wordprocessingml/2006/main" xmlns:w14="http://schemas.microsoft.com/office/word/2010/wordml" xmlns:w15="http://schemas.microsoft.com/office/word/2012/wordml" xmlns:w16cex="http://schemas.microsoft.com/office/word/2018/wordml/cex" xmlns:w16cid="http://schemas.microsoft.com/office/word/2016/wordml/cid" xmlns:w16="http://schemas.microsoft.com/office/word/2018/wordml" xmlns:w16sdtdh="http://schemas.microsoft.com/office/word/2020/wordml/sdtdatahash" xmlns:w16se="http://schemas.microsoft.com/office/word/2015/wordml/symex" mc:Ignorable="w14 w15 w16se w16cid w16 w16cex w16sdtdh">
   <w:docDefaults>
     <w:rPrDefault>
       <w:rPr>
-        <w:rFonts w:ascii="Calibri" w:eastAsia="ＭＳ 明朝" w:hAnsi="Calibri" w:cs="Cordia New"/>
+        <w:rFonts w:ascii="Calibri" w:eastAsia="MS Mincho" w:hAnsi="Calibri" w:cs="Cordia New"/>
         <w:lang w:val="en-US" w:eastAsia="en-US" w:bidi="th-TH"/>
       </w:rPr>
     </w:rPrDefault>
@@ -15853,7 +15852,12 @@
 </file>
 
 <file path=customXml/item3.xml><?xml version="1.0" encoding="utf-8"?>
-<b:Sources xmlns:b="http://schemas.openxmlformats.org/officeDocument/2006/bibliography" xmlns="http://schemas.openxmlformats.org/officeDocument/2006/bibliography" SelectedStyle="\APA.XSL" StyleName="APA"/>
+<?mso-contentType ?>
+<FormTemplates xmlns="http://schemas.microsoft.com/sharepoint/v3/contenttype/forms">
+  <Display>DocumentLibraryForm</Display>
+  <Edit>DocumentLibraryForm</Edit>
+  <New>DocumentLibraryForm</New>
+</FormTemplates>
 </file>
 
 <file path=customXml/item4.xml><?xml version="1.0" encoding="utf-8"?>
@@ -15863,12 +15867,7 @@
 </file>
 
 <file path=customXml/item5.xml><?xml version="1.0" encoding="utf-8"?>
-<?mso-contentType ?>
-<FormTemplates xmlns="http://schemas.microsoft.com/sharepoint/v3/contenttype/forms">
-  <Display>DocumentLibraryForm</Display>
-  <Edit>DocumentLibraryForm</Edit>
-  <New>DocumentLibraryForm</New>
-</FormTemplates>
+<b:Sources xmlns:b="http://schemas.openxmlformats.org/officeDocument/2006/bibliography" xmlns="http://schemas.openxmlformats.org/officeDocument/2006/bibliography" SelectedStyle="\APA.XSL" StyleName="APA"/>
 </file>
 
 <file path=customXml/itemProps1.xml><?xml version="1.0" encoding="utf-8"?>
@@ -15898,9 +15897,9 @@
 </file>
 
 <file path=customXml/itemProps3.xml><?xml version="1.0" encoding="utf-8"?>
-<ds:datastoreItem xmlns:ds="http://schemas.openxmlformats.org/officeDocument/2006/customXml" ds:itemID="{67F6BED2-75F9-4FDA-8189-435F13C27761}">
+<ds:datastoreItem xmlns:ds="http://schemas.openxmlformats.org/officeDocument/2006/customXml" ds:itemID="{0E496BDE-77D4-4DE8-A355-4BBF47BF658F}">
   <ds:schemaRefs>
-    <ds:schemaRef ds:uri="http://schemas.openxmlformats.org/officeDocument/2006/bibliography"/>
+    <ds:schemaRef ds:uri="http://schemas.microsoft.com/sharepoint/v3/contenttype/forms"/>
   </ds:schemaRefs>
 </ds:datastoreItem>
 </file>
@@ -15915,9 +15914,9 @@
 </file>
 
 <file path=customXml/itemProps5.xml><?xml version="1.0" encoding="utf-8"?>
-<ds:datastoreItem xmlns:ds="http://schemas.openxmlformats.org/officeDocument/2006/customXml" ds:itemID="{0E496BDE-77D4-4DE8-A355-4BBF47BF658F}">
+<ds:datastoreItem xmlns:ds="http://schemas.openxmlformats.org/officeDocument/2006/customXml" ds:itemID="{67F6BED2-75F9-4FDA-8189-435F13C27761}">
   <ds:schemaRefs>
-    <ds:schemaRef ds:uri="http://schemas.microsoft.com/sharepoint/v3/contenttype/forms"/>
+    <ds:schemaRef ds:uri="http://schemas.openxmlformats.org/officeDocument/2006/bibliography"/>
   </ds:schemaRefs>
 </ds:datastoreItem>
 </file>
--- a/contract/template/Ballroom_fullday_package_lunch.docx
+++ b/contract/template/Ballroom_fullday_package_lunch.docx
@@ -4732,7 +4732,7 @@
                 <w:szCs w:val="23"/>
                 <w:shd w:val="clear" w:color="auto" w:fill="FFFFFF"/>
               </w:rPr>
-              <w:t>{{client_office_address_vi}}</w:t>
+              <w:t>{{client_address_vi}}</w:t>
             </w:r>
           </w:p>
         </w:tc>

--- a/contract/template/Ballroom_fullday_package_lunch.docx
+++ b/contract/template/Ballroom_fullday_package_lunch.docx
@@ -1288,15 +1288,15 @@
           <w:szCs w:val="22"/>
           <w:lang w:val="en-US"/>
         </w:rPr>
-        <w:t>r. Jung Hyun</w:t>
-      </w:r>
-      <w:r>
-        <w:rPr>
-          <w:rFonts w:asciiTheme="minorHAnsi" w:hAnsiTheme="minorHAnsi" w:cstheme="minorHAnsi"/>
-          <w:szCs w:val="22"/>
-          <w:lang w:val="en-US"/>
-        </w:rPr>
-        <w:t xml:space="preserve"> Oh</w:t>
+        <w:t>r. Oh Jung Hyun</w:t>
+      </w:r>
+      <w:r>
+        <w:rPr>
+          <w:rFonts w:asciiTheme="minorHAnsi" w:hAnsiTheme="minorHAnsi" w:cstheme="minorHAnsi"/>
+          <w:szCs w:val="22"/>
+          <w:lang w:val="en-US"/>
+        </w:rPr>
+        <w:t xml:space="preserve"/>
       </w:r>
     </w:p>
     <w:p>
@@ -1387,17 +1387,17 @@
           <w:iCs/>
           <w:szCs w:val="22"/>
         </w:rPr>
-        <w:t>Jung Hyun</w:t>
-      </w:r>
-      <w:r>
-        <w:rPr>
-          <w:rFonts w:asciiTheme="minorHAnsi" w:hAnsiTheme="minorHAnsi" w:cstheme="minorHAnsi"/>
-          <w:bCs/>
-          <w:i/>
-          <w:iCs/>
-          <w:szCs w:val="22"/>
-        </w:rPr>
-        <w:t xml:space="preserve"> Oh</w:t>
+        <w:t>Oh Jung Hyun</w:t>
+      </w:r>
+      <w:r>
+        <w:rPr>
+          <w:rFonts w:asciiTheme="minorHAnsi" w:hAnsiTheme="minorHAnsi" w:cstheme="minorHAnsi"/>
+          <w:bCs/>
+          <w:i/>
+          <w:iCs/>
+          <w:szCs w:val="22"/>
+        </w:rPr>
+        <w:t xml:space="preserve"/>
       </w:r>
     </w:p>
     <w:p>
@@ -9420,7 +9420,7 @@
                 <w:sz w:val="22"/>
                 <w:szCs w:val="22"/>
               </w:rPr>
-              <w:t>Jung Hyun</w:t>
+              <w:t>Oh Jung Hyun</w:t>
             </w:r>
             <w:r>
               <w:rPr>
@@ -9430,7 +9430,7 @@
                 <w:sz w:val="22"/>
                 <w:szCs w:val="22"/>
               </w:rPr>
-              <w:t xml:space="preserve"> </w:t>
+              <w:t xml:space="preserve"/>
             </w:r>
             <w:r>
               <w:rPr>
@@ -9440,7 +9440,7 @@
                 <w:sz w:val="22"/>
                 <w:szCs w:val="22"/>
               </w:rPr>
-              <w:t>Oh</w:t>
+              <w:t/>
             </w:r>
           </w:p>
           <w:p>

--- a/contract/template/Ballroom_fullday_package_lunch.docx
+++ b/contract/template/Ballroom_fullday_package_lunch.docx
@@ -4561,6 +4561,17 @@
                 <w:szCs w:val="23"/>
               </w:rPr>
             </w:pPr>
+            <w:r>
+              <w:rPr>
+                <w:rFonts w:asciiTheme="minorHAnsi" w:eastAsia="PMingLiU" w:hAnsiTheme="minorHAnsi" w:cstheme="minorHAnsi"/>
+                <w:b/>
+                <w:noProof/>
+                <w:color w:val="FFFFFF" w:themeColor="background1"/>
+                <w:sz w:val="23"/>
+                <w:szCs w:val="23"/>
+              </w:rPr>
+              <w:t>{{name_for_attention_of}}</w:t>
+            </w:r>
           </w:p>
         </w:tc>
       </w:tr>
@@ -4895,6 +4906,18 @@
                 <w:lang w:val="en-US"/>
               </w:rPr>
             </w:pPr>
+            <w:r>
+              <w:rPr>
+                <w:rFonts w:asciiTheme="minorHAnsi" w:hAnsiTheme="minorHAnsi" w:cstheme="minorHAnsi"/>
+                <w:i/>
+                <w:iCs/>
+                <w:color w:val="000000"/>
+                <w:sz w:val="23"/>
+                <w:szCs w:val="23"/>
+                <w:lang w:val="en-US"/>
+              </w:rPr>
+              <w:t>{{client_mobile_phone}}</w:t>
+            </w:r>
           </w:p>
         </w:tc>
       </w:tr>
@@ -4945,6 +4968,17 @@
                 <w:lang w:val="en-US"/>
               </w:rPr>
             </w:pPr>
+            <w:r>
+              <w:rPr>
+                <w:rFonts w:asciiTheme="minorHAnsi" w:hAnsiTheme="minorHAnsi" w:cstheme="minorHAnsi"/>
+                <w:i/>
+                <w:iCs/>
+                <w:sz w:val="23"/>
+                <w:szCs w:val="23"/>
+                <w:lang w:val="en-US"/>
+              </w:rPr>
+              <w:t>{{client_email}}</w:t>
+            </w:r>
           </w:p>
         </w:tc>
       </w:tr>

--- a/contract/template/Ballroom_fullday_package_lunch.docx
+++ b/contract/template/Ballroom_fullday_package_lunch.docx
@@ -274,6 +274,8 @@
             <w:r>
               <w:rPr>
                 <w:rFonts w:asciiTheme="minorHAnsi" w:hAnsiTheme="minorHAnsi" w:cstheme="minorHAnsi"/>
+                <w:b/>
+                <w:bCs/>
                 <w:sz w:val="23"/>
                 <w:szCs w:val="23"/>
               </w:rPr>
@@ -2293,6 +2295,8 @@
       <w:r>
         <w:rPr>
           <w:rFonts w:asciiTheme="minorHAnsi" w:hAnsiTheme="minorHAnsi" w:cstheme="minorHAnsi"/>
+          <w:b/>
+          <w:bCs/>
           <w:i/>
           <w:iCs/>
           <w:sz w:val="23"/>
